--- a/downloads/handouts/Unit 04/Handout 04.05 - Greener Room Swap.docx
+++ b/downloads/handouts/Unit 04/Handout 04.05 - Greener Room Swap.docx
@@ -41,9 +41,9 @@
       <w:pPr>
         <w:pStyle w:val="Heading2"/>
       </w:pPr>
-      <w:bookmarkStart w:id="21" w:name="word-bank-in-other-languages"/>
+      <w:bookmarkStart w:id="21" w:name="word-bank-in-spanish"/>
       <w:r>
-        <w:t xml:space="preserve">Word bank in other languages</w:t>
+        <w:t xml:space="preserve">Word bank in Spanish</w:t>
       </w:r>
       <w:bookmarkEnd w:id="21"/>
     </w:p>
@@ -54,10 +54,8 @@
         <w:tblLook w:firstRow="1"/>
       </w:tblPr>
       <w:tblGrid>
-        <w:gridCol w:w="2340"/>
-        <w:gridCol w:w="2340"/>
-        <w:gridCol w:w="2340"/>
-        <w:gridCol w:w="2340"/>
+        <w:gridCol w:w="4680"/>
+        <w:gridCol w:w="4680"/>
       </w:tblGrid>
       <w:tr>
         <w:trPr>
@@ -65,7 +63,7 @@
         </w:trPr>
         <w:tc>
           <w:tcPr>
-            <w:tcW w:type="dxa" w:w="2340"/>
+            <w:tcW w:type="dxa" w:w="4680"/>
             <w:tcBorders>
               <w:bottom w:val="single"/>
             </w:tcBorders>
@@ -83,7 +81,7 @@
         </w:tc>
         <w:tc>
           <w:tcPr>
-            <w:tcW w:type="dxa" w:w="2340"/>
+            <w:tcW w:type="dxa" w:w="4680"/>
             <w:tcBorders>
               <w:bottom w:val="single"/>
             </w:tcBorders>
@@ -95,42 +93,6 @@
               <w:jc w:val="left"/>
             </w:pPr>
             <w:r>
-              <w:t xml:space="preserve">Turkish</w:t>
-            </w:r>
-          </w:p>
-        </w:tc>
-        <w:tc>
-          <w:tcPr>
-            <w:tcW w:type="dxa" w:w="2340"/>
-            <w:tcBorders>
-              <w:bottom w:val="single"/>
-            </w:tcBorders>
-            <w:vAlign w:val="bottom"/>
-          </w:tcPr>
-          <w:p>
-            <w:pPr>
-              <w:pStyle w:val="Compact"/>
-              <w:jc w:val="left"/>
-            </w:pPr>
-            <w:r>
-              <w:t xml:space="preserve">Portuguese</w:t>
-            </w:r>
-          </w:p>
-        </w:tc>
-        <w:tc>
-          <w:tcPr>
-            <w:tcW w:type="dxa" w:w="2340"/>
-            <w:tcBorders>
-              <w:bottom w:val="single"/>
-            </w:tcBorders>
-            <w:vAlign w:val="bottom"/>
-          </w:tcPr>
-          <w:p>
-            <w:pPr>
-              <w:pStyle w:val="Compact"/>
-              <w:jc w:val="left"/>
-            </w:pPr>
-            <w:r>
               <w:t xml:space="preserve">Spanish</w:t>
             </w:r>
           </w:p>
@@ -139,7 +101,7 @@
       <w:tr>
         <w:tc>
           <w:tcPr>
-            <w:tcW w:type="dxa" w:w="2340"/>
+            <w:tcW w:type="dxa" w:w="4680"/>
           </w:tcPr>
           <w:p>
             <w:pPr>
@@ -153,35 +115,7 @@
         </w:tc>
         <w:tc>
           <w:tcPr>
-            <w:tcW w:type="dxa" w:w="2340"/>
-          </w:tcPr>
-          <w:p>
-            <w:pPr>
-              <w:pStyle w:val="Compact"/>
-              <w:jc w:val="left"/>
-            </w:pPr>
-            <w:r>
-              <w:t xml:space="preserve">azaltmak</w:t>
-            </w:r>
-          </w:p>
-        </w:tc>
-        <w:tc>
-          <w:tcPr>
-            <w:tcW w:type="dxa" w:w="2340"/>
-          </w:tcPr>
-          <w:p>
-            <w:pPr>
-              <w:pStyle w:val="Compact"/>
-              <w:jc w:val="left"/>
-            </w:pPr>
-            <w:r>
-              <w:t xml:space="preserve">reduzir</w:t>
-            </w:r>
-          </w:p>
-        </w:tc>
-        <w:tc>
-          <w:tcPr>
-            <w:tcW w:type="dxa" w:w="2340"/>
+            <w:tcW w:type="dxa" w:w="4680"/>
           </w:tcPr>
           <w:p>
             <w:pPr>
@@ -197,7 +131,7 @@
       <w:tr>
         <w:tc>
           <w:tcPr>
-            <w:tcW w:type="dxa" w:w="2340"/>
+            <w:tcW w:type="dxa" w:w="4680"/>
           </w:tcPr>
           <w:p>
             <w:pPr>
@@ -211,21 +145,7 @@
         </w:tc>
         <w:tc>
           <w:tcPr>
-            <w:tcW w:type="dxa" w:w="2340"/>
-          </w:tcPr>
-          <w:p>
-            <w:pPr>
-              <w:pStyle w:val="Compact"/>
-              <w:jc w:val="left"/>
-            </w:pPr>
-            <w:r>
-              <w:t xml:space="preserve">yeniden kullanmak</w:t>
-            </w:r>
-          </w:p>
-        </w:tc>
-        <w:tc>
-          <w:tcPr>
-            <w:tcW w:type="dxa" w:w="2340"/>
+            <w:tcW w:type="dxa" w:w="4680"/>
           </w:tcPr>
           <w:p>
             <w:pPr>
@@ -237,25 +157,11 @@
             </w:r>
           </w:p>
         </w:tc>
-        <w:tc>
-          <w:tcPr>
-            <w:tcW w:type="dxa" w:w="2340"/>
-          </w:tcPr>
-          <w:p>
-            <w:pPr>
-              <w:pStyle w:val="Compact"/>
-              <w:jc w:val="left"/>
-            </w:pPr>
-            <w:r>
-              <w:t xml:space="preserve">reutilizar</w:t>
-            </w:r>
-          </w:p>
-        </w:tc>
-      </w:tr>
-      <w:tr>
-        <w:tc>
-          <w:tcPr>
-            <w:tcW w:type="dxa" w:w="2340"/>
+      </w:tr>
+      <w:tr>
+        <w:tc>
+          <w:tcPr>
+            <w:tcW w:type="dxa" w:w="4680"/>
           </w:tcPr>
           <w:p>
             <w:pPr>
@@ -269,21 +175,7 @@
         </w:tc>
         <w:tc>
           <w:tcPr>
-            <w:tcW w:type="dxa" w:w="2340"/>
-          </w:tcPr>
-          <w:p>
-            <w:pPr>
-              <w:pStyle w:val="Compact"/>
-              <w:jc w:val="left"/>
-            </w:pPr>
-            <w:r>
-              <w:t xml:space="preserve">geri dönüştürmek</w:t>
-            </w:r>
-          </w:p>
-        </w:tc>
-        <w:tc>
-          <w:tcPr>
-            <w:tcW w:type="dxa" w:w="2340"/>
+            <w:tcW w:type="dxa" w:w="4680"/>
           </w:tcPr>
           <w:p>
             <w:pPr>
@@ -295,25 +187,11 @@
             </w:r>
           </w:p>
         </w:tc>
-        <w:tc>
-          <w:tcPr>
-            <w:tcW w:type="dxa" w:w="2340"/>
-          </w:tcPr>
-          <w:p>
-            <w:pPr>
-              <w:pStyle w:val="Compact"/>
-              <w:jc w:val="left"/>
-            </w:pPr>
-            <w:r>
-              <w:t xml:space="preserve">reciclar</w:t>
-            </w:r>
-          </w:p>
-        </w:tc>
-      </w:tr>
-      <w:tr>
-        <w:tc>
-          <w:tcPr>
-            <w:tcW w:type="dxa" w:w="2340"/>
+      </w:tr>
+      <w:tr>
+        <w:tc>
+          <w:tcPr>
+            <w:tcW w:type="dxa" w:w="4680"/>
           </w:tcPr>
           <w:p>
             <w:pPr>
@@ -327,35 +205,7 @@
         </w:tc>
         <w:tc>
           <w:tcPr>
-            <w:tcW w:type="dxa" w:w="2340"/>
-          </w:tcPr>
-          <w:p>
-            <w:pPr>
-              <w:pStyle w:val="Compact"/>
-              <w:jc w:val="left"/>
-            </w:pPr>
-            <w:r>
-              <w:t xml:space="preserve">kompost</w:t>
-            </w:r>
-          </w:p>
-        </w:tc>
-        <w:tc>
-          <w:tcPr>
-            <w:tcW w:type="dxa" w:w="2340"/>
-          </w:tcPr>
-          <w:p>
-            <w:pPr>
-              <w:pStyle w:val="Compact"/>
-              <w:jc w:val="left"/>
-            </w:pPr>
-            <w:r>
-              <w:t xml:space="preserve">compostagem (adubo)</w:t>
-            </w:r>
-          </w:p>
-        </w:tc>
-        <w:tc>
-          <w:tcPr>
-            <w:tcW w:type="dxa" w:w="2340"/>
+            <w:tcW w:type="dxa" w:w="4680"/>
           </w:tcPr>
           <w:p>
             <w:pPr>
@@ -371,7 +221,7 @@
       <w:tr>
         <w:tc>
           <w:tcPr>
-            <w:tcW w:type="dxa" w:w="2340"/>
+            <w:tcW w:type="dxa" w:w="4680"/>
           </w:tcPr>
           <w:p>
             <w:pPr>
@@ -385,35 +235,7 @@
         </w:tc>
         <w:tc>
           <w:tcPr>
-            <w:tcW w:type="dxa" w:w="2340"/>
-          </w:tcPr>
-          <w:p>
-            <w:pPr>
-              <w:pStyle w:val="Compact"/>
-              <w:jc w:val="left"/>
-            </w:pPr>
-            <w:r>
-              <w:t xml:space="preserve">ikinci el</w:t>
-            </w:r>
-          </w:p>
-        </w:tc>
-        <w:tc>
-          <w:tcPr>
-            <w:tcW w:type="dxa" w:w="2340"/>
-          </w:tcPr>
-          <w:p>
-            <w:pPr>
-              <w:pStyle w:val="Compact"/>
-              <w:jc w:val="left"/>
-            </w:pPr>
-            <w:r>
-              <w:t xml:space="preserve">de segunda mão (usado)</w:t>
-            </w:r>
-          </w:p>
-        </w:tc>
-        <w:tc>
-          <w:tcPr>
-            <w:tcW w:type="dxa" w:w="2340"/>
+            <w:tcW w:type="dxa" w:w="4680"/>
           </w:tcPr>
           <w:p>
             <w:pPr>
@@ -429,7 +251,7 @@
       <w:tr>
         <w:tc>
           <w:tcPr>
-            <w:tcW w:type="dxa" w:w="2340"/>
+            <w:tcW w:type="dxa" w:w="4680"/>
           </w:tcPr>
           <w:p>
             <w:pPr>
@@ -443,21 +265,7 @@
         </w:tc>
         <w:tc>
           <w:tcPr>
-            <w:tcW w:type="dxa" w:w="2340"/>
-          </w:tcPr>
-          <w:p>
-            <w:pPr>
-              <w:pStyle w:val="Compact"/>
-              <w:jc w:val="left"/>
-            </w:pPr>
-            <w:r>
-              <w:t xml:space="preserve">doğal ışık</w:t>
-            </w:r>
-          </w:p>
-        </w:tc>
-        <w:tc>
-          <w:tcPr>
-            <w:tcW w:type="dxa" w:w="2340"/>
+            <w:tcW w:type="dxa" w:w="4680"/>
           </w:tcPr>
           <w:p>
             <w:pPr>
@@ -469,25 +277,11 @@
             </w:r>
           </w:p>
         </w:tc>
-        <w:tc>
-          <w:tcPr>
-            <w:tcW w:type="dxa" w:w="2340"/>
-          </w:tcPr>
-          <w:p>
-            <w:pPr>
-              <w:pStyle w:val="Compact"/>
-              <w:jc w:val="left"/>
-            </w:pPr>
-            <w:r>
-              <w:t xml:space="preserve">luz natural</w:t>
-            </w:r>
-          </w:p>
-        </w:tc>
-      </w:tr>
-      <w:tr>
-        <w:tc>
-          <w:tcPr>
-            <w:tcW w:type="dxa" w:w="2340"/>
+      </w:tr>
+      <w:tr>
+        <w:tc>
+          <w:tcPr>
+            <w:tcW w:type="dxa" w:w="4680"/>
           </w:tcPr>
           <w:p>
             <w:pPr>
@@ -501,35 +295,7 @@
         </w:tc>
         <w:tc>
           <w:tcPr>
-            <w:tcW w:type="dxa" w:w="2340"/>
-          </w:tcPr>
-          <w:p>
-            <w:pPr>
-              <w:pStyle w:val="Compact"/>
-              <w:jc w:val="left"/>
-            </w:pPr>
-            <w:r>
-              <w:t xml:space="preserve">atık</w:t>
-            </w:r>
-          </w:p>
-        </w:tc>
-        <w:tc>
-          <w:tcPr>
-            <w:tcW w:type="dxa" w:w="2340"/>
-          </w:tcPr>
-          <w:p>
-            <w:pPr>
-              <w:pStyle w:val="Compact"/>
-              <w:jc w:val="left"/>
-            </w:pPr>
-            <w:r>
-              <w:t xml:space="preserve">lixo (resíduo)</w:t>
-            </w:r>
-          </w:p>
-        </w:tc>
-        <w:tc>
-          <w:tcPr>
-            <w:tcW w:type="dxa" w:w="2340"/>
+            <w:tcW w:type="dxa" w:w="4680"/>
           </w:tcPr>
           <w:p>
             <w:pPr>
@@ -1543,18 +1309,39 @@
       </w:r>
     </w:p>
     <w:p>
+      <w:pPr>
+        <w:numPr>
+          <w:ilvl w:val="0"/>
+          <w:numId w:val="1001"/>
+        </w:numPr>
+        <w:pStyle w:val="Compact"/>
+      </w:pPr>
       <w:r>
-        <w:br w:type="page"/>
+        <w:t xml:space="preserve">_______________________________________________________________</w:t>
       </w:r>
     </w:p>
     <w:p>
+      <w:pPr>
+        <w:numPr>
+          <w:ilvl w:val="0"/>
+          <w:numId w:val="1001"/>
+        </w:numPr>
+        <w:pStyle w:val="Compact"/>
+      </w:pPr>
       <w:r>
-        <w:br w:type="page"/>
+        <w:t xml:space="preserve">_______________________________________________________________</w:t>
       </w:r>
     </w:p>
     <w:p>
+      <w:pPr>
+        <w:numPr>
+          <w:ilvl w:val="0"/>
+          <w:numId w:val="1001"/>
+        </w:numPr>
+        <w:pStyle w:val="Compact"/>
+      </w:pPr>
       <w:r>
-        <w:br w:type="page"/>
+        <w:t xml:space="preserve">_______________________________________________________________</w:t>
       </w:r>
     </w:p>
     <w:p>
@@ -1575,13 +1362,19 @@
       </w:r>
     </w:p>
     <w:p>
+      <w:pPr>
+        <w:pStyle w:val="BodyText"/>
+      </w:pPr>
       <w:r>
-        <w:br w:type="page"/>
+        <w:t xml:space="preserve">_______________________________________________________________________</w:t>
       </w:r>
     </w:p>
     <w:p>
+      <w:pPr>
+        <w:pStyle w:val="BodyText"/>
+      </w:pPr>
       <w:r>
-        <w:br w:type="page"/>
+        <w:t xml:space="preserve">_______________________________________________________________________</w:t>
       </w:r>
     </w:p>
     <w:sectPr>

--- a/downloads/handouts/Unit 04/Handout 04.05 - Greener Room Swap.docx
+++ b/downloads/handouts/Unit 04/Handout 04.05 - Greener Room Swap.docx
@@ -34,7 +34,7 @@
         <w:t xml:space="preserve"> </w:t>
       </w:r>
       <w:r>
-        <w:t xml:space="preserve">Part 1 and Part 2 fill in with the class. Part 3 is the swap: read the room, and for every item write a greener swap, the green factor it improves, and whether it is free, cheap (under $25), or money. Then pick your top three.</w:t>
+        <w:t xml:space="preserve">Fill in Part 1 and Part 2 with the class. Part 3 is the swap. Read about the room. For every item, write a greener swap. Write the green factor it makes better. Write whether the swap is free, cheap (under $25), or money. Then pick your top three.</w:t>
       </w:r>
     </w:p>
     <w:p>
@@ -699,7 +699,151 @@
         <w:pStyle w:val="BodyText"/>
       </w:pPr>
       <w:r>
-        <w:t xml:space="preserve">Items: a glass jar, a cardboard box, a banana peel, a plastic bag, a T-shirt with a hole, a phone charger that works, a chipped mug, a stack of junk mail, a pizza box with grease, a wooden chair with a loose leg, a plastic water bottle, coffee grounds</w:t>
+        <w:t xml:space="preserve">The twelve items:</w:t>
+      </w:r>
+    </w:p>
+    <w:p>
+      <w:pPr>
+        <w:numPr>
+          <w:ilvl w:val="0"/>
+          <w:numId w:val="1001"/>
+        </w:numPr>
+        <w:pStyle w:val="Compact"/>
+      </w:pPr>
+      <w:r>
+        <w:t xml:space="preserve">a glass jar</w:t>
+      </w:r>
+    </w:p>
+    <w:p>
+      <w:pPr>
+        <w:numPr>
+          <w:ilvl w:val="0"/>
+          <w:numId w:val="1001"/>
+        </w:numPr>
+        <w:pStyle w:val="Compact"/>
+      </w:pPr>
+      <w:r>
+        <w:t xml:space="preserve">a cardboard box</w:t>
+      </w:r>
+    </w:p>
+    <w:p>
+      <w:pPr>
+        <w:numPr>
+          <w:ilvl w:val="0"/>
+          <w:numId w:val="1001"/>
+        </w:numPr>
+        <w:pStyle w:val="Compact"/>
+      </w:pPr>
+      <w:r>
+        <w:t xml:space="preserve">a banana peel</w:t>
+      </w:r>
+    </w:p>
+    <w:p>
+      <w:pPr>
+        <w:numPr>
+          <w:ilvl w:val="0"/>
+          <w:numId w:val="1001"/>
+        </w:numPr>
+        <w:pStyle w:val="Compact"/>
+      </w:pPr>
+      <w:r>
+        <w:t xml:space="preserve">a plastic bag</w:t>
+      </w:r>
+    </w:p>
+    <w:p>
+      <w:pPr>
+        <w:numPr>
+          <w:ilvl w:val="0"/>
+          <w:numId w:val="1001"/>
+        </w:numPr>
+        <w:pStyle w:val="Compact"/>
+      </w:pPr>
+      <w:r>
+        <w:t xml:space="preserve">a T-shirt with a hole</w:t>
+      </w:r>
+    </w:p>
+    <w:p>
+      <w:pPr>
+        <w:numPr>
+          <w:ilvl w:val="0"/>
+          <w:numId w:val="1001"/>
+        </w:numPr>
+        <w:pStyle w:val="Compact"/>
+      </w:pPr>
+      <w:r>
+        <w:t xml:space="preserve">a phone charger that works</w:t>
+      </w:r>
+    </w:p>
+    <w:p>
+      <w:pPr>
+        <w:numPr>
+          <w:ilvl w:val="0"/>
+          <w:numId w:val="1001"/>
+        </w:numPr>
+        <w:pStyle w:val="Compact"/>
+      </w:pPr>
+      <w:r>
+        <w:t xml:space="preserve">a chipped mug</w:t>
+      </w:r>
+    </w:p>
+    <w:p>
+      <w:pPr>
+        <w:numPr>
+          <w:ilvl w:val="0"/>
+          <w:numId w:val="1001"/>
+        </w:numPr>
+        <w:pStyle w:val="Compact"/>
+      </w:pPr>
+      <w:r>
+        <w:t xml:space="preserve">a stack of junk mail</w:t>
+      </w:r>
+    </w:p>
+    <w:p>
+      <w:pPr>
+        <w:numPr>
+          <w:ilvl w:val="0"/>
+          <w:numId w:val="1001"/>
+        </w:numPr>
+        <w:pStyle w:val="Compact"/>
+      </w:pPr>
+      <w:r>
+        <w:t xml:space="preserve">a pizza box with grease</w:t>
+      </w:r>
+    </w:p>
+    <w:p>
+      <w:pPr>
+        <w:numPr>
+          <w:ilvl w:val="0"/>
+          <w:numId w:val="1001"/>
+        </w:numPr>
+        <w:pStyle w:val="Compact"/>
+      </w:pPr>
+      <w:r>
+        <w:t xml:space="preserve">a wooden chair with a loose leg</w:t>
+      </w:r>
+    </w:p>
+    <w:p>
+      <w:pPr>
+        <w:numPr>
+          <w:ilvl w:val="0"/>
+          <w:numId w:val="1001"/>
+        </w:numPr>
+        <w:pStyle w:val="Compact"/>
+      </w:pPr>
+      <w:r>
+        <w:t xml:space="preserve">a plastic water bottle</w:t>
+      </w:r>
+    </w:p>
+    <w:p>
+      <w:pPr>
+        <w:numPr>
+          <w:ilvl w:val="0"/>
+          <w:numId w:val="1001"/>
+        </w:numPr>
+        <w:pStyle w:val="Compact"/>
+      </w:pPr>
+      <w:r>
+        <w:t xml:space="preserve">coffee grounds</w:t>
       </w:r>
     </w:p>
     <w:tbl>
@@ -1312,7 +1456,7 @@
       <w:pPr>
         <w:numPr>
           <w:ilvl w:val="0"/>
-          <w:numId w:val="1001"/>
+          <w:numId w:val="1002"/>
         </w:numPr>
         <w:pStyle w:val="Compact"/>
       </w:pPr>
@@ -1324,7 +1468,7 @@
       <w:pPr>
         <w:numPr>
           <w:ilvl w:val="0"/>
-          <w:numId w:val="1001"/>
+          <w:numId w:val="1002"/>
         </w:numPr>
         <w:pStyle w:val="Compact"/>
       </w:pPr>
@@ -1336,7 +1480,7 @@
       <w:pPr>
         <w:numPr>
           <w:ilvl w:val="0"/>
-          <w:numId w:val="1001"/>
+          <w:numId w:val="1002"/>
         </w:numPr>
         <w:pStyle w:val="Compact"/>
       </w:pPr>
@@ -1358,7 +1502,7 @@
         <w:t xml:space="preserve"> </w:t>
       </w:r>
       <w:r>
-        <w:t xml:space="preserve">Write two sentences to the landlord asking for the radiator valve to be fixed. Use the water and the money, not feelings.</w:t>
+        <w:t xml:space="preserve">Write two sentences to the landlord asking for the radiator valve to be fixed. Talk about the wasted water and the money, not feelings.</w:t>
       </w:r>
     </w:p>
     <w:p>
@@ -1366,7 +1510,7 @@
         <w:pStyle w:val="BodyText"/>
       </w:pPr>
       <w:r>
-        <w:t xml:space="preserve">_______________________________________________________________________</w:t>
+        <w:t xml:space="preserve">Sentence 1: ___________________________________________________________</w:t>
       </w:r>
     </w:p>
     <w:p>
@@ -1374,7 +1518,7 @@
         <w:pStyle w:val="BodyText"/>
       </w:pPr>
       <w:r>
-        <w:t xml:space="preserve">_______________________________________________________________________</w:t>
+        <w:t xml:space="preserve">Sentence 2: ___________________________________________________________</w:t>
       </w:r>
     </w:p>
     <w:sectPr>
@@ -1675,6 +1819,36 @@
     <w:abstractNumId w:val="990"/>
   </w:num>
   <w:num w:numId="1001">
+    <w:abstractNumId w:val="99411"/>
+    <w:lvlOverride w:ilvl="0">
+      <w:startOverride w:val="1"/>
+    </w:lvlOverride>
+    <w:lvlOverride w:ilvl="1">
+      <w:startOverride w:val="1"/>
+    </w:lvlOverride>
+    <w:lvlOverride w:ilvl="2">
+      <w:startOverride w:val="1"/>
+    </w:lvlOverride>
+    <w:lvlOverride w:ilvl="3">
+      <w:startOverride w:val="1"/>
+    </w:lvlOverride>
+    <w:lvlOverride w:ilvl="4">
+      <w:startOverride w:val="1"/>
+    </w:lvlOverride>
+    <w:lvlOverride w:ilvl="5">
+      <w:startOverride w:val="1"/>
+    </w:lvlOverride>
+    <w:lvlOverride w:ilvl="6">
+      <w:startOverride w:val="1"/>
+    </w:lvlOverride>
+    <w:lvlOverride w:ilvl="7">
+      <w:startOverride w:val="1"/>
+    </w:lvlOverride>
+    <w:lvlOverride w:ilvl="8">
+      <w:startOverride w:val="1"/>
+    </w:lvlOverride>
+  </w:num>
+  <w:num w:numId="1002">
     <w:abstractNumId w:val="99411"/>
     <w:lvlOverride w:ilvl="0">
       <w:startOverride w:val="1"/>
